--- a/social-network-java/docs/Отчет по программированию Java ЛР1.docx
+++ b/social-network-java/docs/Отчет по программированию Java ЛР1.docx
@@ -2388,7 +2388,7 @@
           <w:color w:val="000000"/>
           <w:sz w:val="18"/>
         </w:rPr>
-        <w:t>BUILD SUCCESSFUL in 12s</w:t>
+        <w:t>BUILD SUCCESSFUL in 13s</w:t>
         <w:br/>
       </w:r>
       <w:r>
@@ -2397,7 +2397,7 @@
           <w:color w:val="000000"/>
           <w:sz w:val="18"/>
         </w:rPr>
-        <w:t>5 actionable tasks: 4 executed, 1 up-to-date</w:t>
+        <w:t>5 actionable tasks: 5 executed</w:t>
         <w:br/>
       </w:r>
       <w:r>
@@ -2406,7 +2406,7 @@
           <w:color w:val="000000"/>
           <w:sz w:val="18"/>
         </w:rPr>
-        <w:t>Проверок: 116, неудачных: 0, ошибок: 0, пропущенных: 0</w:t>
+        <w:t>Проверок: 117, неудачных: 0, ошибок: 0, пропущенных: 0</w:t>
       </w:r>
     </w:p>
     <w:p>
@@ -2783,7 +2783,7 @@
     </w:p>
     <w:p>
       <w:r>
-        <w:t>Создан графический интерфейс с таблицей записей, формами добавления и изменения, фоновой работой с файлами и подтверждением несохранённых изменений. Все проверки подтверждены модульными тестами: 116 проверок выполняются успешно.</w:t>
+        <w:t>Создан графический интерфейс с таблицей записей, формами добавления и изменения, фоновой работой с файлами и подтверждением несохранённых изменений. Все проверки подтверждены модульными тестами: 117 проверок выполняются успешно.</w:t>
       </w:r>
     </w:p>
     <w:p>
